--- a/docs/index.docx
+++ b/docs/index.docx
@@ -652,7 +652,7 @@
         <w:pStyle w:val="FirstParagraph"/>
       </w:pPr>
       <w:r>
-        <w:t xml:space="preserve">Study sites were selected in five lakes located in the Rotorua Te Arawa Lakes area in the North Island of Aotearoa. The Lakes Rotorua, Rotoiti, Rotoehu, Rotomā, and Ōkāreka are located on a warm- temperate volcanic plateau (280-355 m) where winters are mild and year-round temperatures typically varies from 4°C to 24°C. The lakes span a wide range of morphometric and trophic conditions from shallow polymictic eutrophic systems (Rotoehu, maximum depth 14 m) to deep stratified oligotrophic lakes (Rotomā, maximum depth 83 m). Shorelines are characterised by a mix of native riparian vegetation, exotic pasture, and low-density residential development, with several lakes also supporting stands of emergent macrophytes. Detailed lake characteristics and shoreline composition are summarised in</w:t>
+        <w:t xml:space="preserve">Study sites were selected in five lakes located in the Rotorua Te Arawa Lakes area in the North Island of Aotearoa. The Lakes Rotorua, Rotoiti, Rotoehu, Rotomā, and Ōkāreka are located on a warm-temperate volcanic plateau (280-355 m) where winters are mild and year-round temperatures typically vary from 4°C to 24°C. The lakes span a wide range of morphometric and trophic conditions from shallow polymictic eutrophic systems (Rotoehu, maximum depth 14 m) to deep stratified oligotrophic lakes (Rotomā, maximum depth 83 m). Shorelines are characterised by a mix of native riparian vegetation, exotic pasture, and low-density residential development, with several lakes also supporting stands of emergent macrophytes. Detailed lake characteristics and shoreline composition are summarised in</w:t>
       </w:r>
       <w:r>
         <w:t xml:space="preserve"> </w:t>
@@ -4714,7 +4714,7 @@
         <w:t xml:space="preserve">(Quinn &amp; Hickey, 1990)</w:t>
       </w:r>
       <w:r>
-        <w:t xml:space="preserve">, where larger pore spaces between coarse particles may favour adult kōura, smaller interstitial spaces within mixed substrates may provide refugia for juveniles, suggesting that heterogenous substrates support kōura across life stages. However, mixed substrates containing both coarse and fine particles can reduce pore space availability as smaller particles infill void spaces between larger ones</w:t>
+        <w:t xml:space="preserve">, where larger pore spaces between coarse particles may favour adult kōura, while smaller interstitial spaces within mixed substrates may provide refugia for juveniles, suggesting that heterogeneous substrates support kōura across life stages. However, mixed substrates containing both coarse and fine particles can reduce pore space availability as smaller particles infill void spaces between larger ones</w:t>
       </w:r>
       <w:r>
         <w:t xml:space="preserve"> </w:t>
@@ -5028,7 +5028,7 @@
         <w:t xml:space="preserve">(Capinha et al., 2013; Lee et al., 2025)</w:t>
       </w:r>
       <w:r>
-        <w:t xml:space="preserve">. While such broad-scale drivers are difficult to manage directly, local habitat conditions represent a tractable management lever. The strong association between kōura occurrence and coarse substrate availability suggests that an absence of interstitial refuge availability may act as a limiting factor freshwater crayfish populations in these systems. Accordingly, management actions that prioritise the protection and enhancement of coarse littoral substrates and riparian vegetation, including the targeted placement of rocks in areas already used by freshwater crayfish</w:t>
+        <w:t xml:space="preserve">. While such broad-scale drivers are difficult to manage directly, local habitat conditions represent a tractable management lever. The strong association between kōura occurrence and coarse substrate availability suggests that an absence of interstitial refuge availability may act as a limiting factor for freshwater crayfish populations in these systems. Accordingly, management actions that prioritise the protection and enhancement of coarse littoral substrates and riparian vegetation, including the targeted placement of rocks in areas already used by freshwater crayfish</w:t>
       </w:r>
       <w:r>
         <w:t xml:space="preserve"> </w:t>
@@ -6507,7 +6507,7 @@
         <w:pStyle w:val="Bibliography"/>
       </w:pPr>
       <w:r>
-        <w:t xml:space="preserve">Kusabs, I. A., B. J. Hicks, J. M. Quinn, &amp; D. P. Hamilton, 2015a. Sustainable management of freshwater crayfish (k</w:t>
+        <w:t xml:space="preserve">Kusabs, I. A. K., B. J. Hicks, J. M. Quinn, &amp; D. P. Hamilton, 2015a. Sustainable management of freshwater crayfish (k</w:t>
       </w:r>
       <w:r>
         <w:t xml:space="preserve">ō</w:t>
@@ -6577,7 +6577,7 @@
         <w:pStyle w:val="Bibliography"/>
       </w:pPr>
       <w:r>
-        <w:t xml:space="preserve">Kusabs, I. A., &amp; J. M. Quinn, 2009. Use of a traditional</w:t>
+        <w:t xml:space="preserve">Kusabs, I. A. K., &amp; J. M. Quinn, 2009. Use of a traditional</w:t>
       </w:r>
       <w:r>
         <w:t xml:space="preserve"> </w:t>
@@ -6656,7 +6656,7 @@
         <w:pStyle w:val="Bibliography"/>
       </w:pPr>
       <w:r>
-        <w:t xml:space="preserve">Kusabs, I. A., J. M. Quinn, &amp; D. P. Hamilton, 2015b. Effects of benthic substrate, nutrient enrichment and predatory fish on freshwater crayfish (k</w:t>
+        <w:t xml:space="preserve">Kusabs, I. A. K., J. M. Quinn, &amp; D. P. Hamilton, 2015b. Effects of benthic substrate, nutrient enrichment and predatory fish on freshwater crayfish (k</w:t>
       </w:r>
       <w:r>
         <w:t xml:space="preserve">ō</w:t>

--- a/docs/index.docx
+++ b/docs/index.docx
@@ -311,7 +311,7 @@
         <w:t xml:space="preserve"> </w:t>
       </w:r>
       <w:r>
-        <w:t xml:space="preserve">(kōura) have declined by up to 91 %. Identifying key habitat requirements is essential to improve the conservation of crayfish facing multiple threats. To assess littoral habitat associations, we surveyed shoreline habitats in five Aotearoa lakes and modelled kōura occupancy, abundance, and biomass using generalised additive mixed models. Kōura occupancy increased with shoreline habitat complexity, particularly coarser substrate types and greater riparian vegetation cover. Elevated summer surface water temperatures were negatively associated with kōura occupancy and abundance, indicating reduced habitat suitability during warm periods. pH was positively correlated with kōura abundance and biomass. Our results suggest that the composition and physical structure of littoral habitats are important drivers of kōura distribution and abundance. As climatic drivers resulting in warmer water temperatures and reduced dissolved oxygen are difficult to manage, targeted protection and restoration of coarse substrate shoreline habitats may provide a practical conservation response.</w:t>
+        <w:t xml:space="preserve">(kōura) have declined by up to 91%. Identifying key habitat requirements is essential to improve the conservation of crayfish facing multiple threats. To assess littoral habitat associations, we surveyed shoreline habitats in five Aotearoa lakes and modelled kōura occupancy, abundance, and biomass using generalised additive mixed models. Kōura occupancy increased with shoreline habitat complexity, particularly coarser substrate types and greater riparian vegetation cover. Elevated summer surface water temperatures were negatively associated with kōura occupancy and abundance, indicating reduced habitat suitability during warm periods. pH was positively correlated with kōura abundance and biomass. Our results suggest that the composition and physical structure of littoral habitats are important drivers of kōura distribution and abundance. As climatic drivers resulting in warmer water temperatures and reduced dissolved oxygen are difficult to manage, targeted protection and restoration of coarse substrate shoreline habitats may provide a practical conservation response.</w:t>
       </w:r>
     </w:p>
     <w:bookmarkEnd w:id="19"/>
@@ -440,7 +440,7 @@
         <w:t xml:space="preserve">(Kusabs &amp; Quinn, 2009)</w:t>
       </w:r>
       <w:r>
-        <w:t xml:space="preserve">. For example, in Lakes Rotorua and Rotoiti, located in the Bay of Plenty region of Aotearoa’s North Island, kōura populations have declined by 76 % and 91 %, respectively, over the past two decades</w:t>
+        <w:t xml:space="preserve">. For example, in Lakes Rotorua and Rotoiti, located in the Bay of Plenty region of Aotearoa’s North Island, kōura populations have declined by 76% and 91%, respectively, over the past two decades</w:t>
       </w:r>
       <w:r>
         <w:t xml:space="preserve"> </w:t>
@@ -590,7 +590,7 @@
         <w:t xml:space="preserve"> </w:t>
       </w:r>
       <w:r>
-        <w:t xml:space="preserve">Walbaum, 1792) — in determining kōura distribution</w:t>
+        <w:t xml:space="preserve">(Walbaum, 1792)) — in determining kōura distribution</w:t>
       </w:r>
       <w:r>
         <w:t xml:space="preserve"> </w:t>
@@ -683,7 +683,7 @@
         <w:pStyle w:val="BodyText"/>
       </w:pPr>
       <w:r>
-        <w:t xml:space="preserve">To survey these lakes, a stratified-random survey design was developed. The entire accessible shoreline of each lake was first mapped using aerial photos and then ground truthed and classified into dominant habitat types. Classification used the following criteria: a habitat was considered dominant “rocky” if the combined percentage of bedrock, boulders, and cobble exceeded 25 % by surface area; “sandy” if sand was the dominant sediment (≥50 %) and rocky conditions were not met; “muddy” if soft mud or organic matter was dominant and rocky/sandy conditions were not met; and “emergent macrophyte” if emergent native macrophytes exceeded 25 % of the shoreline cover by surface area. Shoreline sites exceeding two meters in depth or classified as geothermal were excluded, as these conditions were either unsuitable for kōura or inaccessible for field sampling.</w:t>
+        <w:t xml:space="preserve">To survey these lakes, a stratified-random survey design was developed. The entire accessible shoreline of each lake was first mapped using aerial photos and then ground truthed and classified into dominant habitat types. Classification used the following criteria: a habitat was considered dominant “rocky” if the combined percentage of bedrock, boulders, and cobble exceeded 25% by surface area; “sandy” if sand was the dominant sediment (≥50%) and rocky conditions were not met; “muddy” if soft mud or organic matter was dominant and rocky/sandy conditions were not met; and “emergent macrophyte” if emergent native macrophytes exceeded 25% of the shoreline cover by surface area. Shoreline sites exceeding two meters in depth or classified as geothermal were excluded, as these conditions were either unsuitable for kōura or inaccessible for field sampling.</w:t>
       </w:r>
     </w:p>
     <w:p>
@@ -691,7 +691,20 @@
         <w:pStyle w:val="BodyText"/>
       </w:pPr>
       <w:r>
-        <w:t xml:space="preserve">For each lake, the total shoreline length of each habitat type within this sample frame was calculated in a projected coordinate system (New Zealand Transverse Mercator 2000; EPSG:2193). To ensure balanced representation of littoral habitat types across systems and to avoid confounding lake identity with sampling effort, an equal number of sites (n = 12) was surveyed in each lake, with sites allocated proportionally among the dominant shoreline habitat types. All selected sites were fully accessible for fieldwork, and therefore an oversample was not required. Within each habitat type, site locations were generated using the Generalized Random Tessellation Stratified (GRTS) design</w:t>
+        <w:t xml:space="preserve">For each lake, the total shoreline length of each habitat type within this sample frame was calculated in a projected coordinate system (New Zealand Transverse Mercator 2000; EPSG:2193). To ensure balanced representation of littoral habitat types across systems and to avoid confounding lake identity with sampling effort, an equal number of sites (</w:t>
+      </w:r>
+      <w:r>
+        <w:rPr>
+          <w:i/>
+          <w:iCs/>
+        </w:rPr>
+        <w:t xml:space="preserve">n</w:t>
+      </w:r>
+      <w:r>
+        <w:t xml:space="preserve"> </w:t>
+      </w:r>
+      <w:r>
+        <w:t xml:space="preserve">= 12) was surveyed in each lake, with sites allocated proportionally among the dominant shoreline habitat types. All selected sites were fully accessible for fieldwork, and therefore an oversample was not required. Within each habitat type, site locations were generated using the Generalized Random Tessellation Stratified (GRTS) design</w:t>
       </w:r>
       <w:r>
         <w:t xml:space="preserve"> </w:t>
@@ -3142,61 +3155,7 @@
         <w:t xml:space="preserve">(Jowett &amp; Richardson, 1990)</w:t>
       </w:r>
       <w:r>
-        <w:t xml:space="preserve">. Riparian vegetation, overhanging tree cover, and wood debris was visually estimated as percentage cover within each site, along with emergent, submerged, and turf vegetation cover. To assess proximity to deeper waters, slope was calculated as horizontal distance from the shoreline to the 5 m depth contour derived from bathymetric maps. Chemical parameters included water temperature (°C), dissolved oxygen (mg L</w:t>
-      </w:r>
-      <m:oMath>
-        <m:sSup>
-          <m:e>
-            <m:r>
-              <m:t>​</m:t>
-            </m:r>
-          </m:e>
-          <m:sup>
-            <m:r>
-              <m:rPr>
-                <m:sty m:val="p"/>
-              </m:rPr>
-              <m:t>−</m:t>
-            </m:r>
-            <m:r>
-              <m:t>1</m:t>
-            </m:r>
-          </m:sup>
-        </m:sSup>
-      </m:oMath>
-      <w:r>
-        <w:t xml:space="preserve">), and conductivity (</w:t>
-      </w:r>
-      <m:oMath>
-        <m:r>
-          <m:t>μ</m:t>
-        </m:r>
-      </m:oMath>
-      <w:r>
-        <w:t xml:space="preserve">S cm</w:t>
-      </w:r>
-      <m:oMath>
-        <m:sSup>
-          <m:e>
-            <m:r>
-              <m:t>​</m:t>
-            </m:r>
-          </m:e>
-          <m:sup>
-            <m:r>
-              <m:rPr>
-                <m:sty m:val="p"/>
-              </m:rPr>
-              <m:t>−</m:t>
-            </m:r>
-            <m:r>
-              <m:t>1</m:t>
-            </m:r>
-          </m:sup>
-        </m:sSup>
-      </m:oMath>
-      <w:r>
-        <w:t xml:space="preserve">), measured with a YSI ProSolo meter (Pro2030 Dissolved Oxygen and Conductivity Meter, YSI Inc., Yellow Springs, OH, USA) and pH was determined using a handheld pH meter (EC-PCTestr35, Eutech Instruments Pte Ltd, Paisley, UK).</w:t>
+        <w:t xml:space="preserve">. Riparian vegetation, overhanging tree cover, and wood debris was visually estimated as percentage cover within each site, along with emergent, submerged, and turf vegetation cover. To assess proximity to deeper waters, slope was calculated as horizontal distance from the shoreline to the 5 m depth contour derived from bathymetric maps. Chemical parameters included water temperature (°C), dissolved oxygen (mg/L), and conductivity (μS/cm), measured with a YSI ProSolo meter (Pro2030 Dissolved Oxygen and Conductivity Meter, YSI Inc., Yellow Springs, OH, USA) and pH was determined using a handheld pH meter (EC-PCTestr35, Eutech Instruments Pte Ltd, Paisley, UK).</w:t>
       </w:r>
     </w:p>
     <w:p>
@@ -3291,7 +3250,33 @@
         <w:t xml:space="preserve">(Kusabs et al., 2015b)</w:t>
       </w:r>
       <w:r>
-        <w:t xml:space="preserve">. Missing kōura weights due to failure of scale (n = 81) were estimated using a log₁₀–log₁₀ length–weight regression fitted to individuals with both measurements (n = 240), following standard approaches for weight length relationships in aquatic organisms ()</w:t>
+        <w:t xml:space="preserve">. Missing kōura weights due to failure of scale (</w:t>
+      </w:r>
+      <w:r>
+        <w:rPr>
+          <w:i/>
+          <w:iCs/>
+        </w:rPr>
+        <w:t xml:space="preserve">n</w:t>
+      </w:r>
+      <w:r>
+        <w:t xml:space="preserve"> </w:t>
+      </w:r>
+      <w:r>
+        <w:t xml:space="preserve">= 81) were estimated using a log₁₀–log₁₀ length–weight regression fitted to individuals with both measurements (</w:t>
+      </w:r>
+      <w:r>
+        <w:rPr>
+          <w:i/>
+          <w:iCs/>
+        </w:rPr>
+        <w:t xml:space="preserve">n</w:t>
+      </w:r>
+      <w:r>
+        <w:t xml:space="preserve"> </w:t>
+      </w:r>
+      <w:r>
+        <w:t xml:space="preserve">= 240), following standard approaches for weight length relationships in aquatic organisms ()</w:t>
       </w:r>
       <w:r>
         <w:t xml:space="preserve"> </w:t>
@@ -3525,7 +3510,7 @@
         <w:t xml:space="preserve">(Quinn &amp; Keough, 2002; Kutner et al., 2005)</w:t>
       </w:r>
       <w:r>
-        <w:t xml:space="preserve">. Across all model sets, dissolved oxygen expressed as percentage saturation (DO %) exceeded this threshold and was excluded from further analyses, while dissolved oxygen concentration (DO mg L</w:t>
+        <w:t xml:space="preserve">. Across all model sets, dissolved oxygen expressed as percentage saturation (DO%) exceeded this threshold and was excluded from further analyses, while dissolved oxygen concentration (DO mg L</w:t>
       </w:r>
       <m:oMath>
         <m:sSup>
@@ -3574,61 +3559,7 @@
         <w:t xml:space="preserve">(Rosewarne et al., 2013)</w:t>
       </w:r>
       <w:r>
-        <w:t xml:space="preserve">. Environmental and biotic predictors considered included substrate index, slope to 5 m depth, riparian vegetation, overhanging trees, wood cover, aquatic vegetation classes (emergent native, submerged native, submerged non-native, and emergent non-native vegetation), water temperature (°C), dissolved oxygen (mg L</w:t>
-      </w:r>
-      <m:oMath>
-        <m:sSup>
-          <m:e>
-            <m:r>
-              <m:t>​</m:t>
-            </m:r>
-          </m:e>
-          <m:sup>
-            <m:r>
-              <m:rPr>
-                <m:sty m:val="p"/>
-              </m:rPr>
-              <m:t>−</m:t>
-            </m:r>
-            <m:r>
-              <m:t>1</m:t>
-            </m:r>
-          </m:sup>
-        </m:sSup>
-      </m:oMath>
-      <w:r>
-        <w:t xml:space="preserve">), pH, specific conductivity (</w:t>
-      </w:r>
-      <m:oMath>
-        <m:r>
-          <m:t>μ</m:t>
-        </m:r>
-      </m:oMath>
-      <w:r>
-        <w:t xml:space="preserve">S cm</w:t>
-      </w:r>
-      <m:oMath>
-        <m:sSup>
-          <m:e>
-            <m:r>
-              <m:t>​</m:t>
-            </m:r>
-          </m:e>
-          <m:sup>
-            <m:r>
-              <m:rPr>
-                <m:sty m:val="p"/>
-              </m:rPr>
-              <m:t>−</m:t>
-            </m:r>
-            <m:r>
-              <m:t>1</m:t>
-            </m:r>
-          </m:sup>
-        </m:sSup>
-      </m:oMath>
-      <w:r>
-        <w:t xml:space="preserve">), and the presence of catfish, eels, goldfish, and common smelt. Continuous predictors were centred and standardised prior to modelling to improve convergence and facilitate comparison of effect sizes and were modelled as smooth terms using thin plate regression splines (bs =</w:t>
+        <w:t xml:space="preserve">. Environmental and biotic predictors considered included substrate index, slope to 5 m depth, riparian vegetation, overhanging trees, wood cover, aquatic vegetation classes (emergent native, submerged native, submerged non-native, and emergent non-native vegetation), water temperature (°C), dissolved oxygen (mg/L), pH, specific conductivity (μS/cm), and the presence of catfish, eels, goldfish, and common smelt. Continuous predictors were centred and standardised prior to modelling to improve convergence and facilitate comparison of effect sizes and were modelled as smooth terms using thin plate regression splines (bs =</w:t>
       </w:r>
       <w:r>
         <w:t xml:space="preserve"> </w:t>
@@ -3654,7 +3585,7 @@
         <w:pStyle w:val="BodyText"/>
       </w:pPr>
       <w:r>
-        <w:t xml:space="preserve">Model selection was performed using maximum likelihood estimation with stepwise backward elimination, sequentially removed and the model refitted until all remaining terms met the retention threshold (</w:t>
+        <w:t xml:space="preserve">Model selection was performed using maximum likelihood estimation with stepwise backward elimination: terms were sequentially removed and the model refitted until all remaining terms met the retention threshold (</w:t>
       </w:r>
       <m:oMath>
         <m:r>
@@ -4013,7 +3944,7 @@
         <w:pStyle w:val="FirstParagraph"/>
       </w:pPr>
       <w:r>
-        <w:t xml:space="preserve">The full binomial GAMM for kōura occupancy explained 65 % of the deviance (AIC = 51; adj. R² = 0.647). Stepwise ML reduction (</w:t>
+        <w:t xml:space="preserve">The full binomial GAMM for kōura occupancy explained 65% of the deviance (AIC = 51; adj. R² = 0.647). Stepwise ML reduction (</w:t>
       </w:r>
       <m:oMath>
         <m:r>
@@ -4030,7 +3961,7 @@
         </m:r>
       </m:oMath>
       <w:r>
-        <w:t xml:space="preserve">) retained riparian vegetation, substrate index, temperature, and specific conductivity as smoother terms, lake identity as a random effect, and the presence of goldfish (negative) and catfish (positive) as parametric terms. The final model refitted using REML explained 57.9 % of the deviance (adj. R² = 0.592) and retained positive influences of riparian vegetation (</w:t>
+        <w:t xml:space="preserve">) retained riparian vegetation, substrate index, temperature, and specific conductivity as smoother terms, lake identity as a random effect, and the presence of goldfish (negative) and catfish (positive) as parametric terms. The final model refitted using REML explained 57.9% of the deviance (adj. R² = 0.592) and retained positive influences of riparian vegetation (</w:t>
       </w:r>
       <w:r>
         <w:rPr>
@@ -4241,7 +4172,16 @@
               <w:pStyle w:val="ImageCaption"/>
             </w:pPr>
             <w:r>
-              <w:t xml:space="preserve">Figure 3: Kōura occupancy GAMM results and model performance. a) Estimated smooth terms for riparian vegetation, substrate index, surface water temperature, and specific conductivity, shown as partial effects with 95% confidence intervals. See Fig. S2 for raw data underlying modelled relationships. b) Receiver operating characteristic (ROC) curve illustrating model discrimination, with the area under the curve (AUC) reported. c) Calibration plot based on five equal-frequency bins, comparing mean predicted occupancy probabilities with observed proportions of occupied sites; the dashed 1:1 line indicates perfect calibration.</w:t>
+              <w:t xml:space="preserve">Figure 3: Kōura occupancy GAMM results and model performance. (A) Estimated smooth terms for riparian vegetation, substrate index, surface water temperature, and specific conductivity, shown as partial effects with 95% confidence intervals. See</w:t>
+            </w:r>
+            <w:r>
+              <w:t xml:space="preserve"> </w:t>
+            </w:r>
+            <w:r>
+              <w:t xml:space="preserve"> </w:t>
+            </w:r>
+            <w:r>
+              <w:t xml:space="preserve">for raw data underlying modelled relationships. (B) Receiver operating characteristic (ROC) curve illustrating model discrimination, with the area under the curve (AUC) reported. (C) Calibration plot based on five equal-frequency bins, comparing mean predicted occupancy probabilities with observed proportions of occupied sites; the dashed 1:1 line indicates perfect calibration.</w:t>
             </w:r>
           </w:p>
           <w:bookmarkEnd w:id="39"/>
@@ -4263,7 +4203,23 @@
         <w:pStyle w:val="FirstParagraph"/>
       </w:pPr>
       <w:r>
-        <w:t xml:space="preserve">The full Gamma GAMM for positive CPUE explained 48.4 % of the deviance (AIC = 122; adj. R² = 0.19; n = 33). Stepwise selection (</w:t>
+        <w:t xml:space="preserve">The full Gamma GAMM for positive CPUE explained 48.4% of the deviance (AIC = 122; adj. R² = 0.19;</w:t>
+      </w:r>
+      <w:r>
+        <w:t xml:space="preserve"> </w:t>
+      </w:r>
+      <w:r>
+        <w:rPr>
+          <w:i/>
+          <w:iCs/>
+        </w:rPr>
+        <w:t xml:space="preserve">n</w:t>
+      </w:r>
+      <w:r>
+        <w:t xml:space="preserve"> </w:t>
+      </w:r>
+      <w:r>
+        <w:t xml:space="preserve">= 33). Stepwise selection (</w:t>
       </w:r>
       <m:oMath>
         <m:r>
@@ -4280,7 +4236,7 @@
         </m:r>
       </m:oMath>
       <w:r>
-        <w:t xml:space="preserve">) reduced the model to temperature, pH, and emergent native macrophytes as smoother terms, lake identity as a random effect, and the presence of common smelt (negative) as a parametric effect. This reduced model achieved a lower AIC (115) and explained 47.3 % of the deviance (adj. R² = 0.194). Likelihood ratio tests indicated that the reduced model was statistically equivalent to the full model (</w:t>
+        <w:t xml:space="preserve">) reduced the model to temperature, pH, and emergent native macrophytes as smoother terms, lake identity as a random effect, and the presence of common smelt (negative) as a parametric effect. This reduced model achieved a lower AIC (115) and explained 47.3% of the deviance (adj. R² = 0.194). Likelihood ratio tests indicated that the reduced model was statistically equivalent to the full model (</w:t>
       </w:r>
       <w:r>
         <w:rPr>
@@ -4301,7 +4257,7 @@
         <w:pStyle w:val="BodyText"/>
       </w:pPr>
       <w:r>
-        <w:t xml:space="preserve">The final REML-fitted model explained 47.3 % of the deviance (adj. R² = 0.195) and retained positive influence of pH (</w:t>
+        <w:t xml:space="preserve">The final REML-fitted model explained 47.3% of the deviance (adj. R² = 0.195) and retained positive influence of pH (</w:t>
       </w:r>
       <w:r>
         <w:rPr>
@@ -4469,7 +4425,16 @@
               <w:pStyle w:val="ImageCaption"/>
             </w:pPr>
             <w:r>
-              <w:t xml:space="preserve">Figure 4: Kōura CPUE GAMM results and model performance. a) Estimated smooth terms for surface water temperature, pH, and emergent native macrophytes, shown with partial effects and 95% confidence intervals. See Fig. S2 for raw data underlying modelled relationships. b) Predicted versus observed CPUE from the positive (Gamma) component of the hurdle model, with predictions excluding the random lake effect. The dashed 1:1 line indicates perfect agreement; annotated values report R² and RMSE to summarise model fit.</w:t>
+              <w:t xml:space="preserve">Figure 4: Kōura CPUE GAMM results and model performance. (A) Estimated smooth terms for surface water temperature, pH, and emergent native macrophytes, shown with partial effects and 95% confidence intervals. See</w:t>
+            </w:r>
+            <w:r>
+              <w:t xml:space="preserve"> </w:t>
+            </w:r>
+            <w:r>
+              <w:t xml:space="preserve"> </w:t>
+            </w:r>
+            <w:r>
+              <w:t xml:space="preserve">for raw data underlying modelled relationships. (B) Predicted versus observed CPUE from the positive (Gamma) component of the hurdle model, with predictions excluding the random lake effect. The dashed 1:1 line indicates perfect agreement; annotated values report R² and RMSE to summarise model fit.</w:t>
             </w:r>
           </w:p>
           <w:bookmarkEnd w:id="44"/>
@@ -4491,7 +4456,23 @@
         <w:pStyle w:val="FirstParagraph"/>
       </w:pPr>
       <w:r>
-        <w:t xml:space="preserve">The full Gamma GAMM for positive BPUE explained 97.4 % of the deviance (AIC = 266; adj. R² = 0.76; n = 33). Stepwise ML selection (</w:t>
+        <w:t xml:space="preserve">The full Gamma GAMM for positive BPUE explained 97.4% of the deviance (AIC = 266; adj. R² = 0.76;</w:t>
+      </w:r>
+      <w:r>
+        <w:t xml:space="preserve"> </w:t>
+      </w:r>
+      <w:r>
+        <w:rPr>
+          <w:i/>
+          <w:iCs/>
+        </w:rPr>
+        <w:t xml:space="preserve">n</w:t>
+      </w:r>
+      <w:r>
+        <w:t xml:space="preserve"> </w:t>
+      </w:r>
+      <w:r>
+        <w:t xml:space="preserve">= 33). Stepwise ML selection (</w:t>
       </w:r>
       <m:oMath>
         <m:r>
@@ -4508,13 +4489,13 @@
         </m:r>
       </m:oMath>
       <w:r>
-        <w:t xml:space="preserve">) retained pH, emergent native macrophytes, and the lake identity random effect. The resulting reduced model had a higher AIC (318) and explained 26 % of the deviance (adj. R² = 0.141). As the full model was overfitting the data the reduced model was chosen for inference.</w:t>
-      </w:r>
-      <w:r>
-        <w:t xml:space="preserve"> </w:t>
-      </w:r>
-      <w:r>
-        <w:t xml:space="preserve">The final REML-fitted BPUE model explained 25.9 % of the deviance (adj. R² = 0.14) and retained a positive influence of pH (</w:t>
+        <w:t xml:space="preserve">) retained pH, emergent native macrophytes, and the lake identity random effect. The resulting reduced model had a higher AIC (318) and explained 26% of the deviance (adj. R² = 0.141). As the full model was overfitting the data the reduced model was chosen for inference.</w:t>
+      </w:r>
+      <w:r>
+        <w:t xml:space="preserve"> </w:t>
+      </w:r>
+      <w:r>
+        <w:t xml:space="preserve">The final REML-fitted BPUE model explained 25.9% of the deviance (adj. R² = 0.14) and retained a positive influence of pH (</w:t>
       </w:r>
       <w:r>
         <w:rPr>
@@ -4656,7 +4637,16 @@
               <w:pStyle w:val="ImageCaption"/>
             </w:pPr>
             <w:r>
-              <w:t xml:space="preserve">Figure 5: Kōura BPUE GAMM results and model performance. a) Estimated smooth terms for pH and emergent native macrophytes, shown with partial effects and 95% confidence intervals. See Fig. S2 for raw data underlying modelled relationships. b) Predicted versus observed BPUE from the positive (Gamma) component of the hurdle model, with predictions excluding the random lake effect. The dashed 1:1 line indicates perfect agreement; annotated values report R² and RMSE to summarise model fit.</w:t>
+              <w:t xml:space="preserve">Figure 5: Kōura BPUE GAMM results and model performance. (A) Estimated smooth terms for pH and emergent native macrophytes, shown with partial effects and 95% confidence intervals. See</w:t>
+            </w:r>
+            <w:r>
+              <w:t xml:space="preserve"> </w:t>
+            </w:r>
+            <w:r>
+              <w:t xml:space="preserve"> </w:t>
+            </w:r>
+            <w:r>
+              <w:t xml:space="preserve">for raw data underlying modelled relationships. (B) Predicted versus observed BPUE from the positive (Gamma) component of the hurdle model, with predictions excluding the random lake effect. The dashed 1:1 line indicates perfect agreement; annotated values report R² and RMSE to summarise model fit.</w:t>
             </w:r>
           </w:p>
           <w:bookmarkEnd w:id="49"/>
@@ -4900,7 +4890,7 @@
         <w:pStyle w:val="FirstParagraph"/>
       </w:pPr>
       <w:r>
-        <w:t xml:space="preserve">Elevated summer water temperatures were negatively associated with kōura abundance in both occupancy and CPUE models, indicating that thermal conditions impose an important constraint on littoral habitat suitability. Lakes were surveyed at different times across the spring-summer period, so between-lake temperature differences partly reflect when each lake was sampled, not only differences in thermal regime. Kōura are known to be temperature-sensitive, with activity increasing above approximately 10 °C and temperatures exceeding ~21 °C considered thermally stressful, and probably leading to aestivation</w:t>
+        <w:t xml:space="preserve">Elevated summer water temperatures were negatively associated with kōura abundance in both occupancy and CPUE models, indicating that thermal conditions impose an important constraint on littoral habitat suitability. Lakes were surveyed at different times across the spring-summer period, so between-lake temperature differences partly reflect when each lake was sampled, not only differences in thermal regime. Kōura are known to be temperature-sensitive, with activity increasing above approximately 10 °C; temperatures exceeding 21 °C are considered thermally stressful and may induce aestivation</w:t>
       </w:r>
       <w:r>
         <w:t xml:space="preserve"> </w:t>

--- a/docs/index.docx
+++ b/docs/index.docx
@@ -629,13 +629,13 @@
       </w:r>
     </w:p>
     <w:bookmarkEnd w:id="20"/>
-    <w:bookmarkStart w:id="31" w:name="materials-and-methods"/>
+    <w:bookmarkStart w:id="31" w:name="methods"/>
     <w:p>
       <w:pPr>
         <w:pStyle w:val="Heading2"/>
       </w:pPr>
       <w:r>
-        <w:t xml:space="preserve">Materials and Methods</w:t>
+        <w:t xml:space="preserve">Methods</w:t>
       </w:r>
     </w:p>
     <w:bookmarkStart w:id="27" w:name="study-location"/>
@@ -2610,7 +2610,7 @@
                     <w:jc w:val="center"/>
                   </w:pPr>
                   <w:r>
-                    <w:t xml:space="preserve">Dissolved oxygen concentration in mg L⁻¹</w:t>
+                    <w:t xml:space="preserve">Dissolved oxygen concentration in mg/L</w:t>
                   </w:r>
                 </w:p>
               </w:tc>
@@ -2664,7 +2664,7 @@
                     <w:jc w:val="center"/>
                   </w:pPr>
                   <w:r>
-                    <w:t xml:space="preserve">Electrical conductivity of the water in µS cm⁻¹</w:t>
+                    <w:t xml:space="preserve">Electrical conductivity of the water in µS/cm</w:t>
                   </w:r>
                 </w:p>
               </w:tc>
